--- a/6_semester/КИСП/4321_Буренков_ЛР11.docx
+++ b/6_semester/КИСП/4321_Буренков_ЛР11.docx
@@ -512,7 +512,7 @@
                 <w:sz w:val="28"/>
                 <w:szCs w:val="28"/>
               </w:rPr>
-              <w:t>1</w:t>
+              <w:t>2</w:t>
             </w:r>
           </w:p>
         </w:tc>
@@ -1242,6 +1242,9 @@
         <w:ind w:right="162"/>
       </w:pPr>
       <w:r>
+        <w:rPr>
+          <w:noProof/>
+        </w:rPr>
         <w:drawing>
           <wp:inline distT="0" distB="0" distL="0" distR="0" wp14:anchorId="63251589" wp14:editId="20362003">
             <wp:extent cx="5219700" cy="4755173"/>
@@ -1296,11 +1299,6 @@
           <w:rStyle w:val="bzpyqfadein"/>
         </w:rPr>
         <w:tab/>
-      </w:r>
-      <w:r>
-        <w:rPr>
-          <w:rStyle w:val="bzpyqfadein"/>
-        </w:rPr>
         <w:t xml:space="preserve">Рисунок 1 – </w:t>
       </w:r>
       <w:r>
@@ -1389,6 +1387,7 @@
       <w:r>
         <w:rPr>
           <w:rStyle w:val="bzpyqfadein"/>
+          <w:noProof/>
         </w:rPr>
         <w:lastRenderedPageBreak/>
         <w:drawing>
@@ -1445,19 +1444,7 @@
         <w:rPr>
           <w:rStyle w:val="bzpyqfadein"/>
         </w:rPr>
-        <w:t xml:space="preserve">Рисунок </w:t>
-      </w:r>
-      <w:r>
-        <w:rPr>
-          <w:rStyle w:val="bzpyqfadein"/>
-        </w:rPr>
-        <w:t>2</w:t>
-      </w:r>
-      <w:r>
-        <w:rPr>
-          <w:rStyle w:val="bzpyqfadein"/>
-        </w:rPr>
-        <w:t xml:space="preserve"> – </w:t>
+        <w:t xml:space="preserve">Рисунок 2 – </w:t>
       </w:r>
       <w:r>
         <w:rPr>
@@ -1533,19 +1520,7 @@
         <w:rPr>
           <w:rStyle w:val="bzpyqfadein"/>
         </w:rPr>
-        <w:t xml:space="preserve">Результат показан на рисунке </w:t>
-      </w:r>
-      <w:r>
-        <w:rPr>
-          <w:rStyle w:val="bzpyqfadein"/>
-        </w:rPr>
-        <w:t>3</w:t>
-      </w:r>
-      <w:r>
-        <w:rPr>
-          <w:rStyle w:val="bzpyqfadein"/>
-        </w:rPr>
-        <w:t>.</w:t>
+        <w:t>Результат показан на рисунке 3.</w:t>
       </w:r>
     </w:p>
     <w:p>
@@ -1564,6 +1539,7 @@
       <w:r>
         <w:rPr>
           <w:rStyle w:val="bzpyqfadein"/>
+          <w:noProof/>
         </w:rPr>
         <w:drawing>
           <wp:inline distT="0" distB="0" distL="0" distR="0" wp14:anchorId="73E89B72" wp14:editId="3DA05E3F">
@@ -1618,19 +1594,7 @@
         <w:rPr>
           <w:rStyle w:val="bzpyqfadein"/>
         </w:rPr>
-        <w:t xml:space="preserve">Настройка </w:t>
-      </w:r>
-      <w:r>
-        <w:rPr>
-          <w:rStyle w:val="bzpyqfadein"/>
-        </w:rPr>
-        <w:t>предопределённы</w:t>
-      </w:r>
-      <w:r>
-        <w:rPr>
-          <w:rStyle w:val="bzpyqfadein"/>
-        </w:rPr>
-        <w:t>х</w:t>
+        <w:t>Настройка предопределённых</w:t>
       </w:r>
     </w:p>
     <w:p>
@@ -1680,13 +1644,7 @@
         <w:rPr>
           <w:rStyle w:val="bzpyqfadein"/>
         </w:rPr>
-        <w:t xml:space="preserve">Результат показан на рисунке </w:t>
-      </w:r>
-      <w:r>
-        <w:rPr>
-          <w:rStyle w:val="bzpyqfadein"/>
-        </w:rPr>
-        <w:t>4.</w:t>
+        <w:t>Результат показан на рисунке 4.</w:t>
       </w:r>
     </w:p>
     <w:p>
@@ -1702,6 +1660,7 @@
       </w:pPr>
       <w:r>
         <w:rPr>
+          <w:noProof/>
           <w:sz w:val="24"/>
           <w:szCs w:val="24"/>
         </w:rPr>
@@ -1752,25 +1711,13 @@
         </w:rPr>
       </w:pPr>
       <w:r>
-        <w:t xml:space="preserve">Рисунок </w:t>
-      </w:r>
-      <w:r>
-        <w:t>4</w:t>
-      </w:r>
-      <w:r>
-        <w:t xml:space="preserve"> – </w:t>
+        <w:t xml:space="preserve">Рисунок 4 – </w:t>
       </w:r>
       <w:r>
         <w:rPr>
           <w:rStyle w:val="bzpyqfadein"/>
         </w:rPr>
-        <w:t xml:space="preserve">Документ </w:t>
-      </w:r>
-      <w:r>
-        <w:rPr>
-          <w:rStyle w:val="bzpyqfadein"/>
-        </w:rPr>
-        <w:t>Начисление оклада</w:t>
+        <w:t>Документ Начисление оклада</w:t>
       </w:r>
     </w:p>
     <w:p>
@@ -1812,13 +1759,7 @@
         <w:rPr>
           <w:rStyle w:val="bzpyqfadein"/>
         </w:rPr>
-        <w:t xml:space="preserve">Результат показан на рисунке </w:t>
-      </w:r>
-      <w:r>
-        <w:rPr>
-          <w:rStyle w:val="bzpyqfadein"/>
-        </w:rPr>
-        <w:t>5.</w:t>
+        <w:t>Результат показан на рисунке 5.</w:t>
       </w:r>
     </w:p>
     <w:p>
@@ -1833,6 +1774,7 @@
       <w:r>
         <w:rPr>
           <w:rStyle w:val="bzpyqfadein"/>
+          <w:noProof/>
         </w:rPr>
         <w:drawing>
           <wp:inline distT="0" distB="0" distL="0" distR="0" wp14:anchorId="7F8225CF" wp14:editId="1BC61909">
@@ -1881,13 +1823,7 @@
         </w:rPr>
       </w:pPr>
       <w:r>
-        <w:t xml:space="preserve">Рисунок </w:t>
-      </w:r>
-      <w:r>
-        <w:t>5</w:t>
-      </w:r>
-      <w:r>
-        <w:t xml:space="preserve"> –</w:t>
+        <w:t>Рисунок 5 –</w:t>
       </w:r>
       <w:r>
         <w:rPr>
@@ -3596,6 +3532,7 @@
   <w:style w:type="character" w:default="1" w:styleId="a0">
     <w:name w:val="Default Paragraph Font"/>
     <w:uiPriority w:val="1"/>
+    <w:semiHidden/>
     <w:unhideWhenUsed/>
   </w:style>
   <w:style w:type="table" w:default="1" w:styleId="a1">
